--- a/Amator_Telsizcilik_Uzlasi_Oy_Pusulasi_v1.0.docx
+++ b/Amator_Telsizcilik_Uzlasi_Oy_Pusulasi_v1.0.docx
@@ -8141,7 +8141,7 @@
                 <w:szCs w:val="20"/>
               </w:rPr>
               <w:br/>
-              <w:t>Belge iptalinde (vefat dâhil) çağrı işareti 10 yıl pasif tutulur, devredilemez. SK'nın resmî tanımı, 10 yıl sonrası akıbet ve aileye/kulübe 'in memoriam' vesayet yolu tanımsızdır. 'Babadan oğla geçme' fiilî bir taleptir; hukuki dayanağı yoktur.</w:t>
+              <w:t>KEGM Yönetmeliği Md.7/2, vefat/vesayet hâlinde çağrı işaretinin — belgenin geçerlilik süresi içinde, aynı bölgede ikamet eden ve eşdeğer belgeye sahip bir varis/vasiye, hak sahipliği belgelenerek — tahsis edilebileceğini düzenler. Yani 'tanımsız' algısı isabetli değil; ancak dar kapsamlı: süre sonrası akıbet açık değil, belgesiz aile üyeleri kapsam dışı, tahsis KEGM takdirinde.</w:t>
             </w:r>
           </w:p>
           <w:p>
@@ -8207,7 +8207,7 @@
                 <w:sz w:val="20"/>
                 <w:szCs w:val="20"/>
               </w:rPr>
-              <w:t>Mevcut Durumu Koru: 10 yıl pasif kural sürsün; çağrı işareti devredilemez kalsın.</w:t>
+              <w:t>Mevcut Durumu Koru: Md.7/2'deki şartlı vesayet mekanizması (varis/vasi + aynı bölge + eşdeğer belge + süre içinde) olduğu gibi sürsün.</w:t>
             </w:r>
           </w:p>
         </w:tc>
@@ -8268,7 +8268,7 @@
                 <w:sz w:val="20"/>
                 <w:szCs w:val="20"/>
               </w:rPr>
-              <w:t>Topluluk Kılavuzu: Dernek ve kulüpler SK terminolojisi, saygı protokolü ve vesayet önerilerini içeren kılavuz yayımlar.</w:t>
+              <w:t>Topluluk Kılavuzu: Dernek ve kulüpler SK terminolojisi, Md.7/2 vesayet usulü ve saygı protokolünü içeren bir farkındalık kılavuzu yayımlar.</w:t>
             </w:r>
           </w:p>
         </w:tc>
@@ -8329,7 +8329,7 @@
                 <w:sz w:val="20"/>
                 <w:szCs w:val="20"/>
               </w:rPr>
-              <w:t>Yazılı Görüş Talep Et: KEGM'den 10 yıl sonrası akıbet ve aileye/kulübe in-memoriam vesayet usulü için resmî görüş.</w:t>
+              <w:t>Yazılı Görüş Talep Et: KEGM'den Md.7/2'nin süre sonrası akıbeti ve 'eşdeğer belge' şartının esnetilmesi için resmî görüş.</w:t>
             </w:r>
           </w:p>
         </w:tc>
@@ -8390,7 +8390,7 @@
                 <w:sz w:val="20"/>
                 <w:szCs w:val="20"/>
               </w:rPr>
-              <w:t>Mevzuat Düzenlemesi: Çağrı işareti yaşam döngüsü + vesayet tanımlansın — süre (koru/uzat/kısalt/kaldır) ve devir (devredilemez / şartlı aile-kulüp / süre sonu serbest / kalıcı anıt) seçenekleriyle.</w:t>
+              <w:t>Mevzuat Düzenlemesi: Md.7/2'nin süre sonrası akıbeti tanımlansın; eşdeğer belge şartı gözden geçirilsin — devir seçenekleri (süre sonu serbest / kalıcı anıt / aile-kulüp genişletme) değerlendirilsin.</w:t>
             </w:r>
           </w:p>
         </w:tc>

--- a/Amator_Telsizcilik_Uzlasi_Oy_Pusulasi_v1.0.docx
+++ b/Amator_Telsizcilik_Uzlasi_Oy_Pusulasi_v1.0.docx
@@ -4230,7 +4230,7 @@
                 <w:sz w:val="20"/>
                 <w:szCs w:val="20"/>
               </w:rPr>
-              <w:t>Her sınıfın yetkili bantları ve maksimum güç değerleri tek bir resmi belgede yer almıyor. Örnek: 50 MHz'in C sınıfına kapalı olduğu, B sınıfının 40m ve 10m'de 5W homebrew ile çalışabileceği yeterince bilinmiyor.</w:t>
+              <w:t>Sınıf bazlı yetki tablosu aslında yayımlanmış durumda (FTM Teknik Ölçütler, BTK Kurul Kararı 23.09.2022; Md.22 ve Tablo 25). Ancak KEGM Sınav Yönetmeliği Md.18 hâlâ mülga bir yönetmeliğe atıf yapıyor ve haklar camiada bilinmiyor. Örnek: 50 MHz'in C sınıfına kapalı olduğu, B sınıfının 40m ve 10m'de 5W homebrew ile çalışabileceği, B ve C sınıfının gözetim altında tüm bantları kullanabileceği yeterince bilinmiyor.</w:t>
             </w:r>
           </w:p>
         </w:tc>

--- a/Amator_Telsizcilik_Uzlasi_Oy_Pusulasi_v1.0.docx
+++ b/Amator_Telsizcilik_Uzlasi_Oy_Pusulasi_v1.0.docx
@@ -9329,21 +9329,21 @@
                 <w:szCs w:val="20"/>
               </w:rPr>
               <w:t>📋 SORUN:</w:t>
-            </w:r>
-            <w:r>
-              <w:rPr>
-                <w:b/>
-                <w:bCs/>
-                <w:sz w:val="20"/>
-                <w:szCs w:val="20"/>
-              </w:rPr>
               <w:br/>
-            </w:r>
-            <w:r>
-              <w:rPr>
-                <w:b/>
-              </w:rPr>
-              <w:t>Amatör istasyonların afet haberleşmesi rolü mevzuatta tanınıyor; ancak AFAD ile resmî protokol (MOU) yok. Katkı plansız kalıyor; 'depremde lazım olur' söylemi kural ihlallerine kılıf yapılabiliyor.</w:t>
+              <w:t>Amatör telsiz dernekleri, ulusal afet haberleşme planı yazışmalarında 2012-2024 arasında ismen “çözüm ortağı” olarak anılıyor; FTM Md.22 §3-§4 de afette yardım dayanağı veriyor. Ancak amatöre hangi görevin verildiği (teknik destek, malzeme, operatörlük) kamuya açık değil ve dernek üyesi olmayan bireysel amatörün konumu hiç tanımlı değil.</w:t>
+            </w:r>
+            <w:r>
+              <w:rPr>
+                <w:b/>
+                <w:bCs/>
+                <w:sz w:val="20"/>
+                <w:szCs w:val="20"/>
+              </w:rPr>
+            </w:r>
+            <w:r>
+              <w:rPr>
+                <w:b/>
+              </w:rPr>
             </w:r>
           </w:p>
         </w:tc>
